--- a/templates/民事案件-法人或其它组织/1诉讼风险提示书-诉讼类（委托人须知）.docx
+++ b/templates/民事案件-法人或其它组织/1诉讼风险提示书-诉讼类（委托人须知）.docx
@@ -1299,7 +1299,7 @@
           <w:sz w:val="28"/>
           <w:szCs w:val="28"/>
         </w:rPr>
-        <w:t>日期：{{一委托日期}}</w:t>
+        <w:t>日期：{{_1委托日期}}</w:t>
       </w:r>
       <w:bookmarkStart w:id="0" w:name="_GoBack"/>
       <w:bookmarkEnd w:id="0"/>
